--- a/anomaly_detection/numericOutliers/AmesHousing.docx
+++ b/anomaly_detection/numericOutliers/AmesHousing.docx
@@ -30,20 +30,79 @@
     </w:p>
     <w:p>
       <w:pPr>
+        <w:spacing w:after="0" w:line="240" w:lineRule="auto"/>
+        <w:jc w:val="center"/>
+        <w:rPr>
+          <w:sz w:val="18"/>
+          <w:szCs w:val="18"/>
+        </w:rPr>
+      </w:pPr>
+      <w:r>
+        <w:rPr>
+          <w:sz w:val="18"/>
+          <w:szCs w:val="18"/>
+        </w:rPr>
+        <w:t>Regression problems</w:t>
+      </w:r>
+    </w:p>
+    <w:p>
+      <w:pPr>
         <w:jc w:val="center"/>
         <w:rPr>
           <w:b/>
           <w:bCs/>
-        </w:rPr>
-      </w:pPr>
-      <w:r>
-        <w:t xml:space="preserve">How outlier removal helps </w:t>
-      </w:r>
-      <w:r>
-        <w:t xml:space="preserve">better </w:t>
-      </w:r>
-      <w:r>
-        <w:t>modelling</w:t>
+          <w:sz w:val="18"/>
+          <w:szCs w:val="18"/>
+        </w:rPr>
+      </w:pPr>
+      <w:r>
+        <w:rPr>
+          <w:sz w:val="18"/>
+          <w:szCs w:val="18"/>
+        </w:rPr>
+        <w:t>O</w:t>
+      </w:r>
+      <w:r>
+        <w:rPr>
+          <w:sz w:val="18"/>
+          <w:szCs w:val="18"/>
+        </w:rPr>
+        <w:t xml:space="preserve">utlier removal </w:t>
+      </w:r>
+      <w:r>
+        <w:rPr>
+          <w:sz w:val="18"/>
+          <w:szCs w:val="18"/>
+        </w:rPr>
+        <w:t>develop</w:t>
+      </w:r>
+      <w:r>
+        <w:rPr>
+          <w:sz w:val="18"/>
+          <w:szCs w:val="18"/>
+        </w:rPr>
+        <w:t>s</w:t>
+      </w:r>
+      <w:r>
+        <w:rPr>
+          <w:sz w:val="18"/>
+          <w:szCs w:val="18"/>
+        </w:rPr>
+        <w:t xml:space="preserve"> better regressive </w:t>
+      </w:r>
+      <w:r>
+        <w:rPr>
+          <w:sz w:val="18"/>
+          <w:szCs w:val="18"/>
+        </w:rPr>
+        <w:t>model</w:t>
+      </w:r>
+      <w:r>
+        <w:rPr>
+          <w:sz w:val="18"/>
+          <w:szCs w:val="18"/>
+        </w:rPr>
+        <w:t>s</w:t>
       </w:r>
     </w:p>
     <w:p>
@@ -69,7 +128,15 @@
           <w:sz w:val="16"/>
           <w:szCs w:val="16"/>
         </w:rPr>
-        <w:t xml:space="preserve"> 13</w:t>
+        <w:t xml:space="preserve"> 1</w:t>
+      </w:r>
+      <w:r>
+        <w:rPr>
+          <w:rFonts w:ascii="Courier New" w:hAnsi="Courier New" w:cs="Courier New"/>
+          <w:sz w:val="16"/>
+          <w:szCs w:val="16"/>
+        </w:rPr>
+        <w:t>4</w:t>
       </w:r>
       <w:r>
         <w:rPr>
@@ -426,6 +493,15 @@
     </w:p>
     <w:sdt>
       <w:sdtPr>
+        <w:rPr>
+          <w:rFonts w:asciiTheme="minorHAnsi" w:eastAsiaTheme="minorHAnsi" w:hAnsiTheme="minorHAnsi" w:cstheme="minorBidi"/>
+          <w:color w:val="auto"/>
+          <w:kern w:val="2"/>
+          <w:sz w:val="24"/>
+          <w:szCs w:val="24"/>
+          <w:lang w:val="en-IN"/>
+          <w14:ligatures w14:val="standardContextual"/>
+        </w:rPr>
         <w:id w:val="1294336027"/>
         <w:docPartObj>
           <w:docPartGallery w:val="Table of Contents"/>
@@ -434,16 +510,9 @@
       </w:sdtPr>
       <w:sdtEndPr>
         <w:rPr>
-          <w:rFonts w:asciiTheme="minorHAnsi" w:eastAsiaTheme="minorHAnsi" w:hAnsiTheme="minorHAnsi" w:cstheme="minorBidi"/>
           <w:b/>
           <w:bCs/>
           <w:noProof/>
-          <w:color w:val="auto"/>
-          <w:kern w:val="2"/>
-          <w:sz w:val="24"/>
-          <w:szCs w:val="24"/>
-          <w:lang w:val="en-IN"/>
-          <w14:ligatures w14:val="standardContextual"/>
         </w:rPr>
       </w:sdtEndPr>
       <w:sdtContent>
@@ -476,13 +545,13 @@
           <w:r>
             <w:fldChar w:fldCharType="separate"/>
           </w:r>
-          <w:hyperlink w:anchor="_Toc240212578" w:history="1">
+          <w:hyperlink w:anchor="_Toc240258295" w:history="1">
             <w:r>
               <w:rPr>
                 <w:rStyle w:val="Hyperlink"/>
                 <w:noProof/>
               </w:rPr>
-              <w:t>About the dataset</w:t>
+              <w:t>Approach</w:t>
             </w:r>
             <w:r>
               <w:rPr>
@@ -503,7 +572,7 @@
                 <w:noProof/>
                 <w:webHidden/>
               </w:rPr>
-              <w:instrText xml:space="preserve"> PAGEREF _Toc240212578 \h </w:instrText>
+              <w:instrText xml:space="preserve"> PAGEREF _Toc240258295 \h </w:instrText>
             </w:r>
             <w:r>
               <w:rPr>
@@ -546,13 +615,13 @@
               <w:lang w:eastAsia="en-IN"/>
             </w:rPr>
           </w:pPr>
-          <w:hyperlink w:anchor="_Toc240212579" w:history="1">
+          <w:hyperlink w:anchor="_Toc240258296" w:history="1">
             <w:r>
               <w:rPr>
                 <w:rStyle w:val="Hyperlink"/>
                 <w:noProof/>
               </w:rPr>
-              <w:t>Start from here:</w:t>
+              <w:t>About the dataset</w:t>
             </w:r>
             <w:r>
               <w:rPr>
@@ -573,7 +642,7 @@
                 <w:noProof/>
                 <w:webHidden/>
               </w:rPr>
-              <w:instrText xml:space="preserve"> PAGEREF _Toc240212579 \h </w:instrText>
+              <w:instrText xml:space="preserve"> PAGEREF _Toc240258296 \h </w:instrText>
             </w:r>
             <w:r>
               <w:rPr>
@@ -616,12 +685,82 @@
               <w:lang w:eastAsia="en-IN"/>
             </w:rPr>
           </w:pPr>
-          <w:hyperlink w:anchor="_Toc240212580" w:history="1">
+          <w:hyperlink w:anchor="_Toc240258297" w:history="1">
             <w:r>
               <w:rPr>
                 <w:rStyle w:val="Hyperlink"/>
                 <w:noProof/>
               </w:rPr>
+              <w:t>Start from here:</w:t>
+            </w:r>
+            <w:r>
+              <w:rPr>
+                <w:noProof/>
+                <w:webHidden/>
+              </w:rPr>
+              <w:tab/>
+            </w:r>
+            <w:r>
+              <w:rPr>
+                <w:noProof/>
+                <w:webHidden/>
+              </w:rPr>
+              <w:fldChar w:fldCharType="begin"/>
+            </w:r>
+            <w:r>
+              <w:rPr>
+                <w:noProof/>
+                <w:webHidden/>
+              </w:rPr>
+              <w:instrText xml:space="preserve"> PAGEREF _Toc240258297 \h </w:instrText>
+            </w:r>
+            <w:r>
+              <w:rPr>
+                <w:noProof/>
+                <w:webHidden/>
+              </w:rPr>
+            </w:r>
+            <w:r>
+              <w:rPr>
+                <w:noProof/>
+                <w:webHidden/>
+              </w:rPr>
+              <w:fldChar w:fldCharType="separate"/>
+            </w:r>
+            <w:r>
+              <w:rPr>
+                <w:noProof/>
+                <w:webHidden/>
+              </w:rPr>
+              <w:t>3</w:t>
+            </w:r>
+            <w:r>
+              <w:rPr>
+                <w:noProof/>
+                <w:webHidden/>
+              </w:rPr>
+              <w:fldChar w:fldCharType="end"/>
+            </w:r>
+          </w:hyperlink>
+        </w:p>
+        <w:p>
+          <w:pPr>
+            <w:pStyle w:val="TOC2"/>
+            <w:tabs>
+              <w:tab w:val="right" w:leader="dot" w:pos="9016"/>
+            </w:tabs>
+            <w:rPr>
+              <w:rFonts w:eastAsiaTheme="minorEastAsia"/>
+              <w:noProof/>
+              <w:lang w:eastAsia="en-IN"/>
+            </w:rPr>
+          </w:pPr>
+          <w:hyperlink w:anchor="_Toc240258298" w:history="1">
+            <w:r>
+              <w:rPr>
+                <w:rStyle w:val="Hyperlink"/>
+                <w:noProof/>
+              </w:rPr>
               <w:t>Chapter-I</w:t>
             </w:r>
             <w:r>
@@ -643,7 +782,7 @@
                 <w:noProof/>
                 <w:webHidden/>
               </w:rPr>
-              <w:instrText xml:space="preserve"> PAGEREF _Toc240212580 \h </w:instrText>
+              <w:instrText xml:space="preserve"> PAGEREF _Toc240258298 \h </w:instrText>
             </w:r>
             <w:r>
               <w:rPr>
@@ -687,7 +826,7 @@
               <w:lang w:eastAsia="en-IN"/>
             </w:rPr>
           </w:pPr>
-          <w:hyperlink w:anchor="_Toc240212581" w:history="1">
+          <w:hyperlink w:anchor="_Toc240258299" w:history="1">
             <w:r>
               <w:rPr>
                 <w:rStyle w:val="Hyperlink"/>
@@ -729,7 +868,7 @@
                 <w:noProof/>
                 <w:webHidden/>
               </w:rPr>
-              <w:instrText xml:space="preserve"> PAGEREF _Toc240212581 \h </w:instrText>
+              <w:instrText xml:space="preserve"> PAGEREF _Toc240258299 \h </w:instrText>
             </w:r>
             <w:r>
               <w:rPr>
@@ -773,7 +912,7 @@
               <w:lang w:eastAsia="en-IN"/>
             </w:rPr>
           </w:pPr>
-          <w:hyperlink w:anchor="_Toc240212582" w:history="1">
+          <w:hyperlink w:anchor="_Toc240258300" w:history="1">
             <w:r>
               <w:rPr>
                 <w:rStyle w:val="Hyperlink"/>
@@ -815,7 +954,7 @@
                 <w:noProof/>
                 <w:webHidden/>
               </w:rPr>
-              <w:instrText xml:space="preserve"> PAGEREF _Toc240212582 \h </w:instrText>
+              <w:instrText xml:space="preserve"> PAGEREF _Toc240258300 \h </w:instrText>
             </w:r>
             <w:r>
               <w:rPr>
@@ -859,7 +998,7 @@
               <w:lang w:eastAsia="en-IN"/>
             </w:rPr>
           </w:pPr>
-          <w:hyperlink w:anchor="_Toc240212583" w:history="1">
+          <w:hyperlink w:anchor="_Toc240258301" w:history="1">
             <w:r>
               <w:rPr>
                 <w:rStyle w:val="Hyperlink"/>
@@ -901,7 +1040,7 @@
                 <w:noProof/>
                 <w:webHidden/>
               </w:rPr>
-              <w:instrText xml:space="preserve"> PAGEREF _Toc240212583 \h </w:instrText>
+              <w:instrText xml:space="preserve"> PAGEREF _Toc240258301 \h </w:instrText>
             </w:r>
             <w:r>
               <w:rPr>
@@ -945,7 +1084,7 @@
               <w:lang w:eastAsia="en-IN"/>
             </w:rPr>
           </w:pPr>
-          <w:hyperlink w:anchor="_Toc240212584" w:history="1">
+          <w:hyperlink w:anchor="_Toc240258302" w:history="1">
             <w:r>
               <w:rPr>
                 <w:rStyle w:val="Hyperlink"/>
@@ -987,7 +1126,7 @@
                 <w:noProof/>
                 <w:webHidden/>
               </w:rPr>
-              <w:instrText xml:space="preserve"> PAGEREF _Toc240212584 \h </w:instrText>
+              <w:instrText xml:space="preserve"> PAGEREF _Toc240258302 \h </w:instrText>
             </w:r>
             <w:r>
               <w:rPr>
@@ -1031,7 +1170,7 @@
               <w:lang w:eastAsia="en-IN"/>
             </w:rPr>
           </w:pPr>
-          <w:hyperlink w:anchor="_Toc240212585" w:history="1">
+          <w:hyperlink w:anchor="_Toc240258303" w:history="1">
             <w:r>
               <w:rPr>
                 <w:rStyle w:val="Hyperlink"/>
@@ -1052,7 +1191,7 @@
                 <w:rStyle w:val="Hyperlink"/>
                 <w:noProof/>
               </w:rPr>
-              <w:t>Metanode</w:t>
+              <w:t>Metanode creation</w:t>
             </w:r>
             <w:r>
               <w:rPr>
@@ -1073,7 +1212,7 @@
                 <w:noProof/>
                 <w:webHidden/>
               </w:rPr>
-              <w:instrText xml:space="preserve"> PAGEREF _Toc240212585 \h </w:instrText>
+              <w:instrText xml:space="preserve"> PAGEREF _Toc240258303 \h </w:instrText>
             </w:r>
             <w:r>
               <w:rPr>
@@ -1116,7 +1255,7 @@
               <w:lang w:eastAsia="en-IN"/>
             </w:rPr>
           </w:pPr>
-          <w:hyperlink w:anchor="_Toc240212586" w:history="1">
+          <w:hyperlink w:anchor="_Toc240258304" w:history="1">
             <w:r>
               <w:rPr>
                 <w:rStyle w:val="Hyperlink"/>
@@ -1143,7 +1282,7 @@
                 <w:noProof/>
                 <w:webHidden/>
               </w:rPr>
-              <w:instrText xml:space="preserve"> PAGEREF _Toc240212586 \h </w:instrText>
+              <w:instrText xml:space="preserve"> PAGEREF _Toc240258304 \h </w:instrText>
             </w:r>
             <w:r>
               <w:rPr>
@@ -1186,7 +1325,7 @@
               <w:lang w:eastAsia="en-IN"/>
             </w:rPr>
           </w:pPr>
-          <w:hyperlink w:anchor="_Toc240212587" w:history="1">
+          <w:hyperlink w:anchor="_Toc240258305" w:history="1">
             <w:r>
               <w:rPr>
                 <w:rStyle w:val="Hyperlink"/>
@@ -1213,7 +1352,7 @@
                 <w:noProof/>
                 <w:webHidden/>
               </w:rPr>
-              <w:instrText xml:space="preserve"> PAGEREF _Toc240212587 \h </w:instrText>
+              <w:instrText xml:space="preserve"> PAGEREF _Toc240258305 \h </w:instrText>
             </w:r>
             <w:r>
               <w:rPr>
@@ -1256,7 +1395,7 @@
               <w:lang w:eastAsia="en-IN"/>
             </w:rPr>
           </w:pPr>
-          <w:hyperlink w:anchor="_Toc240212588" w:history="1">
+          <w:hyperlink w:anchor="_Toc240258306" w:history="1">
             <w:r>
               <w:rPr>
                 <w:rStyle w:val="Hyperlink"/>
@@ -1283,7 +1422,7 @@
                 <w:noProof/>
                 <w:webHidden/>
               </w:rPr>
-              <w:instrText xml:space="preserve"> PAGEREF _Toc240212588 \h </w:instrText>
+              <w:instrText xml:space="preserve"> PAGEREF _Toc240258306 \h </w:instrText>
             </w:r>
             <w:r>
               <w:rPr>
@@ -1326,7 +1465,7 @@
               <w:lang w:eastAsia="en-IN"/>
             </w:rPr>
           </w:pPr>
-          <w:hyperlink w:anchor="_Toc240212589" w:history="1">
+          <w:hyperlink w:anchor="_Toc240258307" w:history="1">
             <w:r>
               <w:rPr>
                 <w:rStyle w:val="Hyperlink"/>
@@ -1353,7 +1492,7 @@
                 <w:noProof/>
                 <w:webHidden/>
               </w:rPr>
-              <w:instrText xml:space="preserve"> PAGEREF _Toc240212589 \h </w:instrText>
+              <w:instrText xml:space="preserve"> PAGEREF _Toc240258307 \h </w:instrText>
             </w:r>
             <w:r>
               <w:rPr>
@@ -1396,7 +1535,7 @@
               <w:lang w:eastAsia="en-IN"/>
             </w:rPr>
           </w:pPr>
-          <w:hyperlink w:anchor="_Toc240212590" w:history="1">
+          <w:hyperlink w:anchor="_Toc240258308" w:history="1">
             <w:r>
               <w:rPr>
                 <w:rStyle w:val="Hyperlink"/>
@@ -1423,7 +1562,7 @@
                 <w:noProof/>
                 <w:webHidden/>
               </w:rPr>
-              <w:instrText xml:space="preserve"> PAGEREF _Toc240212590 \h </w:instrText>
+              <w:instrText xml:space="preserve"> PAGEREF _Toc240258308 \h </w:instrText>
             </w:r>
             <w:r>
               <w:rPr>
@@ -1466,7 +1605,7 @@
               <w:lang w:eastAsia="en-IN"/>
             </w:rPr>
           </w:pPr>
-          <w:hyperlink w:anchor="_Toc240212591" w:history="1">
+          <w:hyperlink w:anchor="_Toc240258309" w:history="1">
             <w:r>
               <w:rPr>
                 <w:rStyle w:val="Hyperlink"/>
@@ -1493,7 +1632,7 @@
                 <w:noProof/>
                 <w:webHidden/>
               </w:rPr>
-              <w:instrText xml:space="preserve"> PAGEREF _Toc240212591 \h </w:instrText>
+              <w:instrText xml:space="preserve"> PAGEREF _Toc240258309 \h </w:instrText>
             </w:r>
             <w:r>
               <w:rPr>
@@ -1514,6 +1653,146 @@
                 <w:webHidden/>
               </w:rPr>
               <w:t>18</w:t>
+            </w:r>
+            <w:r>
+              <w:rPr>
+                <w:noProof/>
+                <w:webHidden/>
+              </w:rPr>
+              <w:fldChar w:fldCharType="end"/>
+            </w:r>
+          </w:hyperlink>
+        </w:p>
+        <w:p>
+          <w:pPr>
+            <w:pStyle w:val="TOC2"/>
+            <w:tabs>
+              <w:tab w:val="right" w:leader="dot" w:pos="9016"/>
+            </w:tabs>
+            <w:rPr>
+              <w:rFonts w:eastAsiaTheme="minorEastAsia"/>
+              <w:noProof/>
+              <w:lang w:eastAsia="en-IN"/>
+            </w:rPr>
+          </w:pPr>
+          <w:hyperlink w:anchor="_Toc240258310" w:history="1">
+            <w:r>
+              <w:rPr>
+                <w:rStyle w:val="Hyperlink"/>
+                <w:noProof/>
+              </w:rPr>
+              <w:t>Salary Dataset</w:t>
+            </w:r>
+            <w:r>
+              <w:rPr>
+                <w:noProof/>
+                <w:webHidden/>
+              </w:rPr>
+              <w:tab/>
+            </w:r>
+            <w:r>
+              <w:rPr>
+                <w:noProof/>
+                <w:webHidden/>
+              </w:rPr>
+              <w:fldChar w:fldCharType="begin"/>
+            </w:r>
+            <w:r>
+              <w:rPr>
+                <w:noProof/>
+                <w:webHidden/>
+              </w:rPr>
+              <w:instrText xml:space="preserve"> PAGEREF _Toc240258310 \h </w:instrText>
+            </w:r>
+            <w:r>
+              <w:rPr>
+                <w:noProof/>
+                <w:webHidden/>
+              </w:rPr>
+            </w:r>
+            <w:r>
+              <w:rPr>
+                <w:noProof/>
+                <w:webHidden/>
+              </w:rPr>
+              <w:fldChar w:fldCharType="separate"/>
+            </w:r>
+            <w:r>
+              <w:rPr>
+                <w:noProof/>
+                <w:webHidden/>
+              </w:rPr>
+              <w:t>19</w:t>
+            </w:r>
+            <w:r>
+              <w:rPr>
+                <w:noProof/>
+                <w:webHidden/>
+              </w:rPr>
+              <w:fldChar w:fldCharType="end"/>
+            </w:r>
+          </w:hyperlink>
+        </w:p>
+        <w:p>
+          <w:pPr>
+            <w:pStyle w:val="TOC2"/>
+            <w:tabs>
+              <w:tab w:val="right" w:leader="dot" w:pos="9016"/>
+            </w:tabs>
+            <w:rPr>
+              <w:rFonts w:eastAsiaTheme="minorEastAsia"/>
+              <w:noProof/>
+              <w:lang w:eastAsia="en-IN"/>
+            </w:rPr>
+          </w:pPr>
+          <w:hyperlink w:anchor="_Toc240258311" w:history="1">
+            <w:r>
+              <w:rPr>
+                <w:rStyle w:val="Hyperlink"/>
+                <w:noProof/>
+              </w:rPr>
+              <w:t>More Datasets</w:t>
+            </w:r>
+            <w:r>
+              <w:rPr>
+                <w:noProof/>
+                <w:webHidden/>
+              </w:rPr>
+              <w:tab/>
+            </w:r>
+            <w:r>
+              <w:rPr>
+                <w:noProof/>
+                <w:webHidden/>
+              </w:rPr>
+              <w:fldChar w:fldCharType="begin"/>
+            </w:r>
+            <w:r>
+              <w:rPr>
+                <w:noProof/>
+                <w:webHidden/>
+              </w:rPr>
+              <w:instrText xml:space="preserve"> PAGEREF _Toc240258311 \h </w:instrText>
+            </w:r>
+            <w:r>
+              <w:rPr>
+                <w:noProof/>
+                <w:webHidden/>
+              </w:rPr>
+            </w:r>
+            <w:r>
+              <w:rPr>
+                <w:noProof/>
+                <w:webHidden/>
+              </w:rPr>
+              <w:fldChar w:fldCharType="separate"/>
+            </w:r>
+            <w:r>
+              <w:rPr>
+                <w:noProof/>
+                <w:webHidden/>
+              </w:rPr>
+              <w:t>19</w:t>
             </w:r>
             <w:r>
               <w:rPr>
@@ -1737,6 +2016,9 @@
     </w:p>
     <w:p>
       <w:r>
+        <w:rPr>
+          <w:noProof/>
+        </w:rPr>
         <w:drawing>
           <wp:inline distT="0" distB="0" distL="0" distR="0" wp14:anchorId="58730FB6" wp14:editId="22D2521E">
             <wp:extent cx="5731510" cy="2360930"/>
@@ -1802,6 +2084,7 @@
       </w:pPr>
       <w:r>
         <w:rPr>
+          <w:noProof/>
           <w:sz w:val="20"/>
           <w:szCs w:val="20"/>
         </w:rPr>
@@ -1859,12 +2142,60 @@
       <w:pPr>
         <w:pStyle w:val="Heading2"/>
       </w:pPr>
-      <w:bookmarkStart w:id="0" w:name="_Toc240212578"/>
+      <w:bookmarkStart w:id="0" w:name="_Toc240258295"/>
       <w:r>
         <w:lastRenderedPageBreak/>
+        <w:t>Approach</w:t>
+      </w:r>
+      <w:bookmarkEnd w:id="0"/>
+    </w:p>
+    <w:p>
+      <w:pPr>
+        <w:spacing w:after="120" w:line="240" w:lineRule="auto"/>
+        <w:ind w:left="720"/>
+      </w:pPr>
+      <w:r>
+        <w:t xml:space="preserve">In </w:t>
+      </w:r>
+      <w:proofErr w:type="gramStart"/>
+      <w:r>
+        <w:t>a number of</w:t>
+      </w:r>
+      <w:proofErr w:type="gramEnd"/>
+      <w:r>
+        <w:t xml:space="preserve"> datasets for regression the target feature </w:t>
+      </w:r>
+      <w:r>
+        <w:t>may have</w:t>
+      </w:r>
+      <w:r>
+        <w:t xml:space="preserve"> skewed </w:t>
+      </w:r>
+      <w:r>
+        <w:t>distribution</w:t>
+      </w:r>
+      <w:r>
+        <w:t xml:space="preserve">. </w:t>
+      </w:r>
+      <w:r>
+        <w:t xml:space="preserve">Along with this, an important feature within </w:t>
+      </w:r>
+      <w:r>
+        <w:t xml:space="preserve">the dataset may also have skewed distribution. In such cases, the approach of outlier removal as illustrated in this example may benefit </w:t>
+      </w:r>
+      <w:r>
+        <w:t>predictive modelling.</w:t>
+      </w:r>
+    </w:p>
+    <w:p>
+      <w:pPr>
+        <w:pStyle w:val="Heading2"/>
+      </w:pPr>
+      <w:bookmarkStart w:id="1" w:name="_Toc240258296"/>
+      <w:r>
         <w:t>About the dataset</w:t>
       </w:r>
-      <w:bookmarkEnd w:id="0"/>
+      <w:bookmarkEnd w:id="1"/>
     </w:p>
     <w:p>
       <w:pPr>
@@ -2037,11 +2368,11 @@
       <w:pPr>
         <w:pStyle w:val="Heading2"/>
       </w:pPr>
-      <w:bookmarkStart w:id="1" w:name="_Toc240212579"/>
+      <w:bookmarkStart w:id="2" w:name="_Toc240258297"/>
       <w:r>
         <w:t>Start from here:</w:t>
       </w:r>
-      <w:bookmarkEnd w:id="1"/>
+      <w:bookmarkEnd w:id="2"/>
     </w:p>
     <w:p>
       <w:pPr>
@@ -2100,13 +2431,13 @@
         <w:spacing w:after="0" w:line="240" w:lineRule="auto"/>
         <w:jc w:val="center"/>
       </w:pPr>
-      <w:bookmarkStart w:id="2" w:name="_Toc240212580"/>
+      <w:bookmarkStart w:id="3" w:name="_Toc240258298"/>
       <w:proofErr w:type="gramStart"/>
       <w:r>
         <w:lastRenderedPageBreak/>
         <w:t>Chapter-I</w:t>
       </w:r>
-      <w:bookmarkEnd w:id="2"/>
+      <w:bookmarkEnd w:id="3"/>
       <w:proofErr w:type="gramEnd"/>
     </w:p>
     <w:p>
@@ -2148,7 +2479,162 @@
           <w:sz w:val="20"/>
           <w:szCs w:val="20"/>
         </w:rPr>
-        <w:t>processing nodes:</w:t>
+        <w:t>processing nodes</w:t>
+      </w:r>
+      <w:r>
+        <w:rPr>
+          <w:sz w:val="20"/>
+          <w:szCs w:val="20"/>
+        </w:rPr>
+        <w:t xml:space="preserve">. The nodes used are: </w:t>
+      </w:r>
+    </w:p>
+    <w:p>
+      <w:pPr>
+        <w:pStyle w:val="ListParagraph"/>
+        <w:spacing w:before="120"/>
+        <w:ind w:left="1080"/>
+        <w:rPr>
+          <w:rFonts w:ascii="Courier New" w:hAnsi="Courier New" w:cs="Courier New"/>
+          <w:i/>
+          <w:iCs/>
+          <w:sz w:val="20"/>
+          <w:szCs w:val="20"/>
+        </w:rPr>
+      </w:pPr>
+      <w:proofErr w:type="spellStart"/>
+      <w:r>
+        <w:rPr>
+          <w:rFonts w:ascii="Courier New" w:hAnsi="Courier New" w:cs="Courier New"/>
+          <w:i/>
+          <w:iCs/>
+          <w:sz w:val="20"/>
+          <w:szCs w:val="20"/>
+        </w:rPr>
+        <w:t>i</w:t>
+      </w:r>
+      <w:proofErr w:type="spellEnd"/>
+      <w:r>
+        <w:rPr>
+          <w:rFonts w:ascii="Courier New" w:hAnsi="Courier New" w:cs="Courier New"/>
+          <w:i/>
+          <w:iCs/>
+          <w:sz w:val="20"/>
+          <w:szCs w:val="20"/>
+        </w:rPr>
+        <w:t xml:space="preserve">) </w:t>
+      </w:r>
+      <w:r>
+        <w:rPr>
+          <w:rFonts w:ascii="Courier New" w:hAnsi="Courier New" w:cs="Courier New"/>
+          <w:i/>
+          <w:iCs/>
+          <w:sz w:val="20"/>
+          <w:szCs w:val="20"/>
+        </w:rPr>
+        <w:t xml:space="preserve">Column Name Replacer, </w:t>
+      </w:r>
+      <w:r>
+        <w:rPr>
+          <w:rFonts w:ascii="Courier New" w:hAnsi="Courier New" w:cs="Courier New"/>
+          <w:i/>
+          <w:iCs/>
+          <w:sz w:val="20"/>
+          <w:szCs w:val="20"/>
+        </w:rPr>
+        <w:t xml:space="preserve">ii) </w:t>
+      </w:r>
+      <w:r>
+        <w:rPr>
+          <w:rFonts w:ascii="Courier New" w:hAnsi="Courier New" w:cs="Courier New"/>
+          <w:i/>
+          <w:iCs/>
+          <w:sz w:val="20"/>
+          <w:szCs w:val="20"/>
+        </w:rPr>
+        <w:t xml:space="preserve">Column </w:t>
+      </w:r>
+      <w:proofErr w:type="spellStart"/>
+      <w:r>
+        <w:rPr>
+          <w:rFonts w:ascii="Courier New" w:hAnsi="Courier New" w:cs="Courier New"/>
+          <w:i/>
+          <w:iCs/>
+          <w:sz w:val="20"/>
+          <w:szCs w:val="20"/>
+        </w:rPr>
+        <w:t>Resorter</w:t>
+      </w:r>
+      <w:proofErr w:type="spellEnd"/>
+      <w:r>
+        <w:rPr>
+          <w:rFonts w:ascii="Courier New" w:hAnsi="Courier New" w:cs="Courier New"/>
+          <w:i/>
+          <w:iCs/>
+          <w:sz w:val="20"/>
+          <w:szCs w:val="20"/>
+        </w:rPr>
+        <w:t xml:space="preserve">, </w:t>
+      </w:r>
+      <w:r>
+        <w:rPr>
+          <w:rFonts w:ascii="Courier New" w:hAnsi="Courier New" w:cs="Courier New"/>
+          <w:i/>
+          <w:iCs/>
+          <w:sz w:val="20"/>
+          <w:szCs w:val="20"/>
+        </w:rPr>
+        <w:t xml:space="preserve">iii) </w:t>
+      </w:r>
+      <w:r>
+        <w:rPr>
+          <w:rFonts w:ascii="Courier New" w:hAnsi="Courier New" w:cs="Courier New"/>
+          <w:i/>
+          <w:iCs/>
+          <w:sz w:val="20"/>
+          <w:szCs w:val="20"/>
+        </w:rPr>
+        <w:t>Rule Engine</w:t>
+      </w:r>
+      <w:r>
+        <w:rPr>
+          <w:rFonts w:ascii="Courier New" w:hAnsi="Courier New" w:cs="Courier New"/>
+          <w:i/>
+          <w:iCs/>
+          <w:sz w:val="20"/>
+          <w:szCs w:val="20"/>
+        </w:rPr>
+        <w:t xml:space="preserve"> and </w:t>
+      </w:r>
+      <w:r>
+        <w:rPr>
+          <w:rFonts w:ascii="Courier New" w:hAnsi="Courier New" w:cs="Courier New"/>
+          <w:i/>
+          <w:iCs/>
+          <w:sz w:val="20"/>
+          <w:szCs w:val="20"/>
+        </w:rPr>
+        <w:t xml:space="preserve">iv) </w:t>
+      </w:r>
+      <w:r>
+        <w:rPr>
+          <w:rFonts w:ascii="Courier New" w:hAnsi="Courier New" w:cs="Courier New"/>
+          <w:i/>
+          <w:iCs/>
+          <w:sz w:val="20"/>
+          <w:szCs w:val="20"/>
+        </w:rPr>
+        <w:t>Column Filter</w:t>
+      </w:r>
+      <w:r>
+        <w:rPr>
+          <w:rFonts w:ascii="Courier New" w:hAnsi="Courier New" w:cs="Courier New"/>
+          <w:i/>
+          <w:iCs/>
+          <w:sz w:val="20"/>
+          <w:szCs w:val="20"/>
+        </w:rPr>
+        <w:t>.</w:t>
       </w:r>
     </w:p>
     <w:p>
@@ -2159,7 +2645,7 @@
           <w:numId w:val="3"/>
         </w:numPr>
       </w:pPr>
-      <w:bookmarkStart w:id="3" w:name="_Toc240212581"/>
+      <w:bookmarkStart w:id="4" w:name="_Toc240258299"/>
       <w:r>
         <w:t>Colu</w:t>
       </w:r>
@@ -2169,7 +2655,7 @@
       <w:r>
         <w:t>n name replacer</w:t>
       </w:r>
-      <w:bookmarkEnd w:id="3"/>
+      <w:bookmarkEnd w:id="4"/>
     </w:p>
     <w:p>
       <w:pPr>
@@ -2503,7 +2989,7 @@
           <w:numId w:val="3"/>
         </w:numPr>
       </w:pPr>
-      <w:bookmarkStart w:id="4" w:name="_Toc240212582"/>
+      <w:bookmarkStart w:id="5" w:name="_Toc240258300"/>
       <w:r>
         <w:t xml:space="preserve">Resort </w:t>
       </w:r>
@@ -2513,7 +2999,7 @@
       <w:r>
         <w:t xml:space="preserve"> names for easy search:</w:t>
       </w:r>
-      <w:bookmarkEnd w:id="4"/>
+      <w:bookmarkEnd w:id="5"/>
     </w:p>
     <w:p>
       <w:pPr>
@@ -2635,11 +3121,11 @@
           <w:numId w:val="3"/>
         </w:numPr>
       </w:pPr>
-      <w:bookmarkStart w:id="5" w:name="_Toc240212583"/>
+      <w:bookmarkStart w:id="6" w:name="_Toc240258301"/>
       <w:r>
         <w:t>Rule Engine</w:t>
       </w:r>
-      <w:bookmarkEnd w:id="5"/>
+      <w:bookmarkEnd w:id="6"/>
     </w:p>
     <w:p>
       <w:pPr>
@@ -3006,12 +3492,12 @@
           <w:numId w:val="3"/>
         </w:numPr>
       </w:pPr>
-      <w:bookmarkStart w:id="6" w:name="_Toc240212584"/>
+      <w:bookmarkStart w:id="7" w:name="_Toc240258302"/>
       <w:r>
         <w:lastRenderedPageBreak/>
         <w:t>Column Filter</w:t>
       </w:r>
-      <w:bookmarkEnd w:id="6"/>
+      <w:bookmarkEnd w:id="7"/>
     </w:p>
     <w:p>
       <w:r>
@@ -3249,11 +3735,14 @@
           <w:numId w:val="3"/>
         </w:numPr>
       </w:pPr>
-      <w:bookmarkStart w:id="7" w:name="_Toc240212585"/>
+      <w:bookmarkStart w:id="8" w:name="_Toc240258303"/>
       <w:r>
         <w:t>Metanode</w:t>
       </w:r>
-      <w:bookmarkEnd w:id="7"/>
+      <w:r>
+        <w:t xml:space="preserve"> creation</w:t>
+      </w:r>
+      <w:bookmarkEnd w:id="8"/>
     </w:p>
     <w:p>
       <w:pPr>
@@ -3319,43 +3808,6 @@
           <w:sz w:val="20"/>
           <w:szCs w:val="20"/>
         </w:rPr>
-        <w:t xml:space="preserve"> node as below.</w:t>
-      </w:r>
-    </w:p>
-    <w:p>
-      <w:pPr>
-        <w:spacing w:after="0" w:line="240" w:lineRule="auto"/>
-        <w:rPr>
-          <w:sz w:val="20"/>
-          <w:szCs w:val="20"/>
-        </w:rPr>
-      </w:pPr>
-      <w:r>
-        <w:rPr>
-          <w:sz w:val="20"/>
-          <w:szCs w:val="20"/>
-        </w:rPr>
-        <w:t xml:space="preserve">To add an outport </w:t>
-      </w:r>
-      <w:r>
-        <w:rPr>
-          <w:sz w:val="20"/>
-          <w:szCs w:val="20"/>
-        </w:rPr>
-        <w:t xml:space="preserve">port </w:t>
-      </w:r>
-      <w:r>
-        <w:rPr>
-          <w:sz w:val="20"/>
-          <w:szCs w:val="20"/>
-        </w:rPr>
-        <w:t>to</w:t>
-      </w:r>
-      <w:r>
-        <w:rPr>
-          <w:sz w:val="20"/>
-          <w:szCs w:val="20"/>
-        </w:rPr>
         <w:t xml:space="preserve"> </w:t>
       </w:r>
       <w:r>
@@ -3365,6 +3817,149 @@
           <w:sz w:val="20"/>
           <w:szCs w:val="20"/>
         </w:rPr>
+        <w:t>meta</w:t>
+      </w:r>
+      <w:r>
+        <w:rPr>
+          <w:i/>
+          <w:iCs/>
+          <w:sz w:val="20"/>
+          <w:szCs w:val="20"/>
+        </w:rPr>
+        <w:t>node</w:t>
+      </w:r>
+      <w:r>
+        <w:rPr>
+          <w:sz w:val="20"/>
+          <w:szCs w:val="20"/>
+        </w:rPr>
+        <w:t xml:space="preserve">. Just select </w:t>
+      </w:r>
+      <w:r>
+        <w:rPr>
+          <w:sz w:val="20"/>
+          <w:szCs w:val="20"/>
+        </w:rPr>
+        <w:t>your</w:t>
+      </w:r>
+      <w:r>
+        <w:rPr>
+          <w:sz w:val="20"/>
+          <w:szCs w:val="20"/>
+        </w:rPr>
+        <w:t xml:space="preserve"> nodes, right-click and click </w:t>
+      </w:r>
+      <w:r>
+        <w:rPr>
+          <w:i/>
+          <w:iCs/>
+          <w:sz w:val="20"/>
+          <w:szCs w:val="20"/>
+        </w:rPr>
+        <w:t>Create</w:t>
+      </w:r>
+      <w:r>
+        <w:rPr>
+          <w:sz w:val="20"/>
+          <w:szCs w:val="20"/>
+        </w:rPr>
+        <w:t xml:space="preserve"> </w:t>
+      </w:r>
+      <w:r>
+        <w:rPr>
+          <w:i/>
+          <w:iCs/>
+          <w:sz w:val="20"/>
+          <w:szCs w:val="20"/>
+        </w:rPr>
+        <w:t>Metanode</w:t>
+      </w:r>
+      <w:r>
+        <w:rPr>
+          <w:sz w:val="20"/>
+          <w:szCs w:val="20"/>
+        </w:rPr>
+        <w:t xml:space="preserve">. Give it a name and </w:t>
+      </w:r>
+      <w:r>
+        <w:rPr>
+          <w:sz w:val="20"/>
+          <w:szCs w:val="20"/>
+        </w:rPr>
+        <w:t>you are d</w:t>
+      </w:r>
+      <w:r>
+        <w:rPr>
+          <w:sz w:val="20"/>
+          <w:szCs w:val="20"/>
+        </w:rPr>
+        <w:t>one. I</w:t>
+      </w:r>
+      <w:r>
+        <w:rPr>
+          <w:sz w:val="20"/>
+          <w:szCs w:val="20"/>
+        </w:rPr>
+        <w:t>f</w:t>
+      </w:r>
+      <w:r>
+        <w:rPr>
+          <w:sz w:val="20"/>
+          <w:szCs w:val="20"/>
+        </w:rPr>
+        <w:t xml:space="preserve"> the output port is missing, proceed</w:t>
+      </w:r>
+      <w:r>
+        <w:rPr>
+          <w:sz w:val="20"/>
+          <w:szCs w:val="20"/>
+        </w:rPr>
+        <w:t xml:space="preserve"> as below.</w:t>
+      </w:r>
+    </w:p>
+    <w:p>
+      <w:pPr>
+        <w:spacing w:after="0" w:line="240" w:lineRule="auto"/>
+        <w:rPr>
+          <w:sz w:val="20"/>
+          <w:szCs w:val="20"/>
+        </w:rPr>
+      </w:pPr>
+      <w:r>
+        <w:rPr>
+          <w:sz w:val="20"/>
+          <w:szCs w:val="20"/>
+        </w:rPr>
+        <w:t xml:space="preserve">To add an outport </w:t>
+      </w:r>
+      <w:r>
+        <w:rPr>
+          <w:sz w:val="20"/>
+          <w:szCs w:val="20"/>
+        </w:rPr>
+        <w:t xml:space="preserve">port </w:t>
+      </w:r>
+      <w:r>
+        <w:rPr>
+          <w:sz w:val="20"/>
+          <w:szCs w:val="20"/>
+        </w:rPr>
+        <w:t>to</w:t>
+      </w:r>
+      <w:r>
+        <w:rPr>
+          <w:sz w:val="20"/>
+          <w:szCs w:val="20"/>
+        </w:rPr>
+        <w:t xml:space="preserve"> </w:t>
+      </w:r>
+      <w:r>
+        <w:rPr>
+          <w:i/>
+          <w:iCs/>
+          <w:sz w:val="20"/>
+          <w:szCs w:val="20"/>
+        </w:rPr>
         <w:t>Preprocessing</w:t>
       </w:r>
       <w:r>
@@ -3372,16 +3967,7 @@
           <w:sz w:val="20"/>
           <w:szCs w:val="20"/>
         </w:rPr>
-        <w:t xml:space="preserve"> node, right-click on </w:t>
-      </w:r>
-      <w:proofErr w:type="spellStart"/>
-      <w:proofErr w:type="gramStart"/>
-      <w:r>
-        <w:rPr>
-          <w:sz w:val="20"/>
-          <w:szCs w:val="20"/>
-        </w:rPr>
-        <w:t>it</w:t>
+        <w:t xml:space="preserve"> node, right-click on it</w:t>
       </w:r>
       <w:r>
         <w:rPr>
@@ -3391,46 +3977,39 @@
           <w:sz w:val="20"/>
           <w:szCs w:val="20"/>
         </w:rPr>
-        <w:t>,</w:t>
-      </w:r>
-      <w:r>
-        <w:rPr>
-          <w:sz w:val="20"/>
-          <w:szCs w:val="20"/>
-        </w:rPr>
-        <w:t>and</w:t>
-      </w:r>
-      <w:proofErr w:type="spellEnd"/>
-      <w:proofErr w:type="gramEnd"/>
-      <w:r>
-        <w:rPr>
+        <w:t xml:space="preserve">. </w:t>
+      </w:r>
+      <w:r>
+        <w:rPr>
+          <w:rFonts w:cs="Courier New"/>
+          <w:sz w:val="20"/>
+          <w:szCs w:val="20"/>
+        </w:rPr>
+        <w:t>In the context menu</w:t>
+      </w:r>
+      <w:r>
+        <w:rPr>
+          <w:rFonts w:cs="Courier New"/>
           <w:i/>
           <w:iCs/>
           <w:sz w:val="20"/>
           <w:szCs w:val="20"/>
         </w:rPr>
-        <w:t xml:space="preserve"> </w:t>
-      </w:r>
-      <w:r>
-        <w:rPr>
-          <w:sz w:val="20"/>
-          <w:szCs w:val="20"/>
-        </w:rPr>
-        <w:t>then</w:t>
-      </w:r>
-      <w:r>
-        <w:rPr>
-          <w:sz w:val="20"/>
-          <w:szCs w:val="20"/>
-        </w:rPr>
-        <w:t xml:space="preserve"> </w:t>
-      </w:r>
-      <w:r>
-        <w:rPr>
-          <w:sz w:val="20"/>
-          <w:szCs w:val="20"/>
-        </w:rPr>
-        <w:t>Click</w:t>
+        <w:t xml:space="preserve"> c</w:t>
+      </w:r>
+      <w:r>
+        <w:rPr>
+          <w:sz w:val="20"/>
+          <w:szCs w:val="20"/>
+        </w:rPr>
+        <w:t>lick</w:t>
+      </w:r>
+      <w:r>
+        <w:rPr>
+          <w:sz w:val="20"/>
+          <w:szCs w:val="20"/>
+        </w:rPr>
+        <w:t>:</w:t>
       </w:r>
       <w:r>
         <w:rPr>
@@ -3892,6 +4471,7 @@
     <w:p/>
     <w:p>
       <w:pPr>
+        <w:keepNext/>
         <w:jc w:val="center"/>
       </w:pPr>
       <w:r>
@@ -3936,6 +4516,26 @@
       </w:r>
     </w:p>
     <w:p>
+      <w:pPr>
+        <w:pStyle w:val="Caption"/>
+        <w:jc w:val="center"/>
+      </w:pPr>
+      <w:r>
+        <w:t xml:space="preserve">Figure </w:t>
+      </w:r>
+      <w:fldSimple w:instr=" SEQ Figure \* ARABIC ">
+        <w:r>
+          <w:rPr>
+            <w:noProof/>
+          </w:rPr>
+          <w:t>6</w:t>
+        </w:r>
+      </w:fldSimple>
+      <w:r>
+        <w:t>: Preprocessing node now has an output port.</w:t>
+      </w:r>
+    </w:p>
+    <w:p>
       <w:r>
         <w:t>.</w:t>
       </w:r>
@@ -3951,7 +4551,7 @@
         <w:spacing w:after="0" w:line="240" w:lineRule="auto"/>
         <w:jc w:val="center"/>
       </w:pPr>
-      <w:bookmarkStart w:id="8" w:name="_Toc240212586"/>
+      <w:bookmarkStart w:id="9" w:name="_Toc240258304"/>
       <w:proofErr w:type="gramStart"/>
       <w:r>
         <w:lastRenderedPageBreak/>
@@ -3960,7 +4560,7 @@
       <w:r>
         <w:t>-II</w:t>
       </w:r>
-      <w:bookmarkEnd w:id="8"/>
+      <w:bookmarkEnd w:id="9"/>
       <w:proofErr w:type="gramEnd"/>
     </w:p>
     <w:p>
@@ -4101,11 +4701,130 @@
           <w:rPr>
             <w:noProof/>
           </w:rPr>
-          <w:t>6</w:t>
+          <w:t>7</w:t>
         </w:r>
       </w:fldSimple>
       <w:r>
-        <w:t>: Try with three-fold, five-fold and 10-fold classification.</w:t>
+        <w:t xml:space="preserve">: Try with three-fold, five-fold and 10-fold </w:t>
+      </w:r>
+      <w:r>
+        <w:t>cross-validation</w:t>
+      </w:r>
+      <w:r>
+        <w:t>.</w:t>
+      </w:r>
+    </w:p>
+    <w:p>
+      <w:pPr>
+        <w:spacing w:after="0" w:line="240" w:lineRule="auto"/>
+        <w:ind w:left="720"/>
+        <w:rPr>
+          <w:b/>
+          <w:bCs/>
+          <w:sz w:val="18"/>
+          <w:szCs w:val="18"/>
+        </w:rPr>
+      </w:pPr>
+      <w:r>
+        <w:rPr>
+          <w:b/>
+          <w:bCs/>
+          <w:sz w:val="18"/>
+          <w:szCs w:val="18"/>
+        </w:rPr>
+        <w:t>Perform</w:t>
+      </w:r>
+      <w:r>
+        <w:rPr>
+          <w:b/>
+          <w:bCs/>
+          <w:sz w:val="18"/>
+          <w:szCs w:val="18"/>
+        </w:rPr>
+        <w:t>:</w:t>
+      </w:r>
+    </w:p>
+    <w:p>
+      <w:pPr>
+        <w:spacing w:after="0" w:line="240" w:lineRule="auto"/>
+        <w:ind w:left="1440"/>
+        <w:rPr>
+          <w:sz w:val="18"/>
+          <w:szCs w:val="18"/>
+        </w:rPr>
+      </w:pPr>
+      <w:r>
+        <w:rPr>
+          <w:sz w:val="18"/>
+          <w:szCs w:val="18"/>
+        </w:rPr>
+        <w:t xml:space="preserve">Random sampling: </w:t>
+      </w:r>
+      <w:r>
+        <w:rPr>
+          <w:sz w:val="18"/>
+          <w:szCs w:val="18"/>
+        </w:rPr>
+        <w:tab/>
+      </w:r>
+      <w:r>
+        <w:rPr>
+          <w:sz w:val="18"/>
+          <w:szCs w:val="18"/>
+        </w:rPr>
+        <w:t>If target is SalePrice</w:t>
+      </w:r>
+    </w:p>
+    <w:p>
+      <w:pPr>
+        <w:spacing w:after="0" w:line="240" w:lineRule="auto"/>
+        <w:ind w:left="1440"/>
+        <w:rPr>
+          <w:sz w:val="18"/>
+          <w:szCs w:val="18"/>
+        </w:rPr>
+      </w:pPr>
+      <w:r>
+        <w:rPr>
+          <w:sz w:val="18"/>
+          <w:szCs w:val="18"/>
+        </w:rPr>
+        <w:t>Stratified</w:t>
+      </w:r>
+      <w:r>
+        <w:rPr>
+          <w:sz w:val="18"/>
+          <w:szCs w:val="18"/>
+        </w:rPr>
+        <w:t xml:space="preserve"> sampling:</w:t>
+      </w:r>
+      <w:r>
+        <w:rPr>
+          <w:sz w:val="18"/>
+          <w:szCs w:val="18"/>
+        </w:rPr>
+        <w:tab/>
+      </w:r>
+      <w:r>
+        <w:rPr>
+          <w:sz w:val="18"/>
+          <w:szCs w:val="18"/>
+        </w:rPr>
+        <w:t>i</w:t>
+      </w:r>
+      <w:r>
+        <w:rPr>
+          <w:sz w:val="18"/>
+          <w:szCs w:val="18"/>
+        </w:rPr>
+        <w:t>f</w:t>
+      </w:r>
+      <w:r>
+        <w:rPr>
+          <w:sz w:val="18"/>
+          <w:szCs w:val="18"/>
+        </w:rPr>
+        <w:t xml:space="preserve"> target is rank</w:t>
       </w:r>
     </w:p>
     <w:p>
@@ -4127,7 +4846,7 @@
         <w:spacing w:after="0" w:line="240" w:lineRule="auto"/>
         <w:jc w:val="center"/>
       </w:pPr>
-      <w:bookmarkStart w:id="9" w:name="_Toc240212587"/>
+      <w:bookmarkStart w:id="10" w:name="_Toc240258305"/>
       <w:proofErr w:type="gramStart"/>
       <w:r>
         <w:lastRenderedPageBreak/>
@@ -4136,7 +4855,7 @@
       <w:r>
         <w:t>-III</w:t>
       </w:r>
-      <w:bookmarkEnd w:id="9"/>
+      <w:bookmarkEnd w:id="10"/>
       <w:proofErr w:type="gramEnd"/>
     </w:p>
     <w:p>
@@ -4599,7 +5318,7 @@
           <w:rPr>
             <w:noProof/>
           </w:rPr>
-          <w:t>7</w:t>
+          <w:t>8</w:t>
         </w:r>
       </w:fldSimple>
       <w:r>
@@ -4839,7 +5558,7 @@
           <w:rPr>
             <w:noProof/>
           </w:rPr>
-          <w:t>8</w:t>
+          <w:t>9</w:t>
         </w:r>
       </w:fldSimple>
       <w:r>
@@ -4983,7 +5702,7 @@
           <w:rPr>
             <w:noProof/>
           </w:rPr>
-          <w:t>9</w:t>
+          <w:t>10</w:t>
         </w:r>
       </w:fldSimple>
       <w:r>
@@ -5126,7 +5845,7 @@
           <w:rPr>
             <w:noProof/>
           </w:rPr>
-          <w:t>10</w:t>
+          <w:t>11</w:t>
         </w:r>
       </w:fldSimple>
       <w:r>
@@ -5464,7 +6183,7 @@
           <w:rPr>
             <w:noProof/>
           </w:rPr>
-          <w:t>11</w:t>
+          <w:t>12</w:t>
         </w:r>
       </w:fldSimple>
       <w:r>
@@ -5716,7 +6435,7 @@
           <w:rPr>
             <w:noProof/>
           </w:rPr>
-          <w:t>12</w:t>
+          <w:t>13</w:t>
         </w:r>
       </w:fldSimple>
       <w:r>
@@ -5794,7 +6513,7 @@
           <w:rPr>
             <w:noProof/>
           </w:rPr>
-          <w:t>13</w:t>
+          <w:t>14</w:t>
         </w:r>
       </w:fldSimple>
       <w:r>
@@ -5884,6 +6603,7 @@
       </w:pPr>
       <w:r>
         <w:rPr>
+          <w:noProof/>
           <w:lang w:val="en-US"/>
         </w:rPr>
         <w:drawing>
@@ -5931,7 +6651,7 @@
         <w:pStyle w:val="Heading2"/>
         <w:jc w:val="center"/>
       </w:pPr>
-      <w:bookmarkStart w:id="10" w:name="_Toc240212588"/>
+      <w:bookmarkStart w:id="11" w:name="_Toc240258306"/>
       <w:proofErr w:type="gramStart"/>
       <w:r>
         <w:lastRenderedPageBreak/>
@@ -5940,7 +6660,7 @@
       <w:r>
         <w:t>-V</w:t>
       </w:r>
-      <w:bookmarkEnd w:id="10"/>
+      <w:bookmarkEnd w:id="11"/>
       <w:proofErr w:type="gramEnd"/>
     </w:p>
     <w:p>
@@ -6226,7 +6946,7 @@
           <w:rPr>
             <w:noProof/>
           </w:rPr>
-          <w:t>14</w:t>
+          <w:t>15</w:t>
         </w:r>
       </w:fldSimple>
       <w:r>
@@ -6312,7 +7032,7 @@
           <w:rPr>
             <w:noProof/>
           </w:rPr>
-          <w:t>15</w:t>
+          <w:t>16</w:t>
         </w:r>
       </w:fldSimple>
       <w:r>
@@ -6329,7 +7049,7 @@
         <w:pStyle w:val="Heading2"/>
         <w:jc w:val="center"/>
       </w:pPr>
-      <w:bookmarkStart w:id="11" w:name="_Toc240212589"/>
+      <w:bookmarkStart w:id="12" w:name="_Toc240258307"/>
       <w:proofErr w:type="gramStart"/>
       <w:r>
         <w:lastRenderedPageBreak/>
@@ -6338,7 +7058,7 @@
       <w:r>
         <w:t>-VI</w:t>
       </w:r>
-      <w:bookmarkEnd w:id="11"/>
+      <w:bookmarkEnd w:id="12"/>
       <w:proofErr w:type="gramEnd"/>
     </w:p>
     <w:p>
@@ -6419,23 +7139,7 @@
           <w:sz w:val="20"/>
           <w:szCs w:val="20"/>
         </w:rPr>
-        <w:t xml:space="preserve">again after creating another </w:t>
-      </w:r>
-      <w:proofErr w:type="spellStart"/>
-      <w:r>
-        <w:rPr>
-          <w:sz w:val="20"/>
-          <w:szCs w:val="20"/>
-        </w:rPr>
-        <w:t>metanode</w:t>
-      </w:r>
-      <w:proofErr w:type="spellEnd"/>
-      <w:r>
-        <w:rPr>
-          <w:sz w:val="20"/>
-          <w:szCs w:val="20"/>
-        </w:rPr>
-        <w:t xml:space="preserve"> as below:</w:t>
+        <w:t>again after creating another metanode as below:</w:t>
       </w:r>
     </w:p>
     <w:p>
@@ -6495,7 +7199,7 @@
           <w:rPr>
             <w:noProof/>
           </w:rPr>
-          <w:t>16</w:t>
+          <w:t>17</w:t>
         </w:r>
       </w:fldSimple>
       <w:r>
@@ -6530,6 +7234,9 @@
         <w:jc w:val="center"/>
       </w:pPr>
       <w:r>
+        <w:rPr>
+          <w:noProof/>
+        </w:rPr>
         <w:drawing>
           <wp:inline distT="0" distB="0" distL="0" distR="0" wp14:anchorId="2E8FADE5" wp14:editId="0041F2F1">
             <wp:extent cx="3166629" cy="2322752"/>
@@ -6586,12 +7293,12 @@
         <w:spacing w:after="0" w:line="240" w:lineRule="auto"/>
         <w:jc w:val="center"/>
       </w:pPr>
-      <w:bookmarkStart w:id="12" w:name="_Toc240212590"/>
+      <w:bookmarkStart w:id="13" w:name="_Toc240258308"/>
       <w:r>
         <w:lastRenderedPageBreak/>
         <w:t>Chapter VII</w:t>
       </w:r>
-      <w:bookmarkEnd w:id="12"/>
+      <w:bookmarkEnd w:id="13"/>
     </w:p>
     <w:p>
       <w:pPr>
@@ -6675,7 +7382,7 @@
           <w:rPr>
             <w:noProof/>
           </w:rPr>
-          <w:t>17</w:t>
+          <w:t>18</w:t>
         </w:r>
       </w:fldSimple>
       <w:r>
@@ -6828,7 +7535,7 @@
           <w:rPr>
             <w:noProof/>
           </w:rPr>
-          <w:t>18</w:t>
+          <w:t>19</w:t>
         </w:r>
       </w:fldSimple>
       <w:r>
@@ -6854,12 +7561,12 @@
         <w:spacing w:after="0" w:line="240" w:lineRule="auto"/>
         <w:jc w:val="center"/>
       </w:pPr>
-      <w:bookmarkStart w:id="13" w:name="_Toc240212591"/>
+      <w:bookmarkStart w:id="14" w:name="_Toc240258309"/>
       <w:r>
         <w:lastRenderedPageBreak/>
         <w:t>Chapter VIII</w:t>
       </w:r>
-      <w:bookmarkEnd w:id="13"/>
+      <w:bookmarkEnd w:id="14"/>
     </w:p>
     <w:p>
       <w:pPr>
@@ -7016,6 +7723,9 @@
     </w:p>
     <w:p>
       <w:r>
+        <w:rPr>
+          <w:noProof/>
+        </w:rPr>
         <w:drawing>
           <wp:inline distT="0" distB="0" distL="0" distR="0" wp14:anchorId="35940B19" wp14:editId="2E11F4A0">
             <wp:extent cx="5731510" cy="2360930"/>
@@ -7104,6 +7814,7 @@
       </w:pPr>
       <w:r>
         <w:rPr>
+          <w:noProof/>
           <w:sz w:val="20"/>
           <w:szCs w:val="20"/>
         </w:rPr>
@@ -7148,12 +7859,269 @@
       <w:pPr>
         <w:jc w:val="center"/>
       </w:pPr>
+    </w:p>
+    <w:p>
+      <w:pPr>
+        <w:pStyle w:val="Heading2"/>
+      </w:pPr>
+      <w:bookmarkStart w:id="15" w:name="_Toc240258310"/>
+      <w:r>
+        <w:t>Salary</w:t>
+      </w:r>
+      <w:r>
+        <w:t xml:space="preserve"> </w:t>
+      </w:r>
+      <w:r>
+        <w:t>Dataset</w:t>
+      </w:r>
+      <w:bookmarkEnd w:id="15"/>
+    </w:p>
+    <w:p>
+      <w:pPr>
+        <w:spacing w:after="0" w:line="240" w:lineRule="auto"/>
+        <w:ind w:left="720"/>
+        <w:rPr>
+          <w:sz w:val="20"/>
+          <w:szCs w:val="20"/>
+        </w:rPr>
+      </w:pPr>
+      <w:r>
+        <w:rPr>
+          <w:sz w:val="20"/>
+          <w:szCs w:val="20"/>
+        </w:rPr>
+        <w:t xml:space="preserve">It’s a small dataset. We </w:t>
+      </w:r>
+      <w:proofErr w:type="gramStart"/>
+      <w:r>
+        <w:rPr>
+          <w:sz w:val="20"/>
+          <w:szCs w:val="20"/>
+        </w:rPr>
+        <w:t>have to</w:t>
+      </w:r>
+      <w:proofErr w:type="gramEnd"/>
+      <w:r>
+        <w:rPr>
+          <w:sz w:val="20"/>
+          <w:szCs w:val="20"/>
+        </w:rPr>
+        <w:t xml:space="preserve"> predict salary. There are only two rows with missing data. We remove them.</w:t>
+      </w:r>
+      <w:r>
+        <w:rPr>
+          <w:sz w:val="20"/>
+          <w:szCs w:val="20"/>
+        </w:rPr>
+        <w:t xml:space="preserve"> Z-score outlier filtering is done on </w:t>
+      </w:r>
+      <w:r>
+        <w:rPr>
+          <w:i/>
+          <w:iCs/>
+          <w:sz w:val="20"/>
+          <w:szCs w:val="20"/>
+        </w:rPr>
+        <w:t>Age</w:t>
+      </w:r>
+      <w:r>
+        <w:rPr>
+          <w:sz w:val="20"/>
+          <w:szCs w:val="20"/>
+        </w:rPr>
+        <w:t xml:space="preserve"> and IQR filtering is done on </w:t>
+      </w:r>
+      <w:r>
+        <w:rPr>
+          <w:i/>
+          <w:iCs/>
+          <w:sz w:val="20"/>
+          <w:szCs w:val="20"/>
+        </w:rPr>
+        <w:t>Salary</w:t>
+      </w:r>
+      <w:r>
+        <w:rPr>
+          <w:sz w:val="20"/>
+          <w:szCs w:val="20"/>
+        </w:rPr>
+        <w:t>.</w:t>
+      </w:r>
+      <w:r>
+        <w:rPr>
+          <w:sz w:val="20"/>
+          <w:szCs w:val="20"/>
+        </w:rPr>
+        <w:t xml:space="preserve"> </w:t>
+      </w:r>
+      <w:r>
+        <w:rPr>
+          <w:sz w:val="20"/>
+          <w:szCs w:val="20"/>
+        </w:rPr>
+        <w:t>Possibly IQR filtering is not removing any rows. You can also try with z-score filtering on Salary to see how much performance improves. We use Random Sampling with 5-fold cross validation.</w:t>
+      </w:r>
+      <w:r>
+        <w:rPr>
+          <w:sz w:val="20"/>
+          <w:szCs w:val="20"/>
+        </w:rPr>
+        <w:t xml:space="preserve"> The workflow is simple and is as below.</w:t>
+      </w:r>
+      <w:r>
+        <w:rPr>
+          <w:sz w:val="20"/>
+          <w:szCs w:val="20"/>
+        </w:rPr>
+        <w:t xml:space="preserve"> Job Title has multiple levels. We need a </w:t>
+      </w:r>
+      <w:r>
+        <w:rPr>
+          <w:i/>
+          <w:iCs/>
+          <w:sz w:val="20"/>
+          <w:szCs w:val="20"/>
+        </w:rPr>
+        <w:t>Domain</w:t>
+      </w:r>
+      <w:r>
+        <w:rPr>
+          <w:sz w:val="20"/>
+          <w:szCs w:val="20"/>
+        </w:rPr>
+        <w:t xml:space="preserve"> </w:t>
+      </w:r>
+      <w:r>
+        <w:rPr>
+          <w:i/>
+          <w:iCs/>
+          <w:sz w:val="20"/>
+          <w:szCs w:val="20"/>
+        </w:rPr>
+        <w:t>Calculator</w:t>
+      </w:r>
+      <w:r>
+        <w:rPr>
+          <w:sz w:val="20"/>
+          <w:szCs w:val="20"/>
+        </w:rPr>
+        <w:t xml:space="preserve"> to understand it.</w:t>
+      </w:r>
+    </w:p>
+    <w:p>
+      <w:pPr>
+        <w:spacing w:after="0" w:line="240" w:lineRule="auto"/>
+        <w:ind w:left="720"/>
+        <w:rPr>
+          <w:sz w:val="20"/>
+          <w:szCs w:val="20"/>
+        </w:rPr>
+      </w:pPr>
+    </w:p>
+    <w:p>
+      <w:r>
+        <w:drawing>
+          <wp:inline distT="0" distB="0" distL="0" distR="0" wp14:anchorId="46FAB97F" wp14:editId="5AD30901">
+            <wp:extent cx="5731510" cy="1837690"/>
+            <wp:effectExtent l="0" t="0" r="2540" b="0"/>
+            <wp:docPr id="313422783" name="Picture 1"/>
+            <wp:cNvGraphicFramePr>
+              <a:graphicFrameLocks xmlns:a="http://schemas.openxmlformats.org/drawingml/2006/main" noChangeAspect="1"/>
+            </wp:cNvGraphicFramePr>
+            <a:graphic xmlns:a="http://schemas.openxmlformats.org/drawingml/2006/main">
+              <a:graphicData uri="http://schemas.openxmlformats.org/drawingml/2006/picture">
+                <pic:pic xmlns:pic="http://schemas.openxmlformats.org/drawingml/2006/picture">
+                  <pic:nvPicPr>
+                    <pic:cNvPr id="313422783" name=""/>
+                    <pic:cNvPicPr/>
+                  </pic:nvPicPr>
+                  <pic:blipFill>
+                    <a:blip r:embed="rId40"/>
+                    <a:stretch>
+                      <a:fillRect/>
+                    </a:stretch>
+                  </pic:blipFill>
+                  <pic:spPr>
+                    <a:xfrm>
+                      <a:off x="0" y="0"/>
+                      <a:ext cx="5731510" cy="1837690"/>
+                    </a:xfrm>
+                    <a:prstGeom prst="rect">
+                      <a:avLst/>
+                    </a:prstGeom>
+                  </pic:spPr>
+                </pic:pic>
+              </a:graphicData>
+            </a:graphic>
+          </wp:inline>
+        </w:drawing>
+      </w:r>
+    </w:p>
+    <w:p>
+      <w:pPr>
+        <w:rPr>
+          <w:sz w:val="20"/>
+          <w:szCs w:val="20"/>
+        </w:rPr>
+      </w:pPr>
+      <w:r>
+        <w:rPr>
+          <w:sz w:val="20"/>
+          <w:szCs w:val="20"/>
+        </w:rPr>
+        <w:t>Outlier removal does make marginal improvements, dataset being small.</w:t>
+      </w:r>
+    </w:p>
+    <w:p>
+      <w:pPr>
+        <w:pStyle w:val="Heading2"/>
+      </w:pPr>
+      <w:bookmarkStart w:id="16" w:name="_Toc240258311"/>
+      <w:r>
+        <w:t>More Datasets</w:t>
+      </w:r>
+      <w:bookmarkEnd w:id="16"/>
+    </w:p>
+    <w:p>
+      <w:pPr>
+        <w:ind w:left="720"/>
+        <w:rPr>
+          <w:sz w:val="20"/>
+          <w:szCs w:val="20"/>
+        </w:rPr>
+      </w:pPr>
+      <w:r>
+        <w:rPr>
+          <w:sz w:val="20"/>
+          <w:szCs w:val="20"/>
+        </w:rPr>
+        <w:t>In Kaggle, search for datasets on Regression problems.</w:t>
+      </w:r>
+      <w:r>
+        <w:rPr>
+          <w:sz w:val="20"/>
+          <w:szCs w:val="20"/>
+        </w:rPr>
+        <w:t xml:space="preserve"> OR on Internet make the same search.</w:t>
+      </w:r>
+      <w:r>
+        <w:rPr>
+          <w:sz w:val="20"/>
+          <w:szCs w:val="20"/>
+        </w:rPr>
+        <w:t xml:space="preserve"> The above modelling approach will apply to most problems on regression.</w:t>
+      </w:r>
+    </w:p>
+    <w:p>
+      <w:pPr>
+        <w:jc w:val="center"/>
+      </w:pPr>
       <w:r>
         <w:t>#########</w:t>
       </w:r>
     </w:p>
     <w:sectPr>
-      <w:footerReference w:type="default" r:id="rId40"/>
+      <w:footerReference w:type="default" r:id="rId41"/>
       <w:pgSz w:w="11906" w:h="16838"/>
       <w:pgMar w:top="1440" w:right="1440" w:bottom="1440" w:left="1440" w:header="708" w:footer="708" w:gutter="0"/>
       <w:cols w:space="708"/>
@@ -7334,10 +8302,10 @@
 <file path=word/numbering.xml><?xml version="1.0" encoding="utf-8"?>
 <w:numbering xmlns:wpc="http://schemas.microsoft.com/office/word/2010/wordprocessingCanvas" xmlns:cx="http://schemas.microsoft.com/office/drawing/2014/chartex" xmlns:cx1="http://schemas.microsoft.com/office/drawing/2015/9/8/chartex" xmlns:cx2="http://schemas.microsoft.com/office/drawing/2015/10/21/chartex" xmlns:cx3="http://schemas.microsoft.com/office/drawing/2016/5/9/chartex" xmlns:cx4="http://schemas.microsoft.com/office/drawing/2016/5/10/chartex" xmlns:cx5="http://schemas.microsoft.com/office/drawing/2016/5/11/chartex" xmlns:cx6="http://schemas.microsoft.com/office/drawing/2016/5/12/chartex" xmlns:cx7="http://schemas.microsoft.com/office/drawing/2016/5/13/chartex" xmlns:cx8="http://schemas.microsoft.com/office/drawing/2016/5/14/chartex" xmlns:mc="http://schemas.openxmlformats.org/markup-compatibility/2006" xmlns:aink="http://schemas.microsoft.com/office/drawing/2016/ink" xmlns:am3d="http://schemas.microsoft.com/office/drawing/2017/model3d" xmlns:o="urn:schemas-microsoft-com:office:office" xmlns:oel="http://schemas.microsoft.com/office/2019/extlst" xmlns:r="http://schemas.openxmlformats.org/officeDocument/2006/relationships" xmlns:m="http://schemas.openxmlformats.org/officeDocument/2006/math" xmlns:v="urn:schemas-microsoft-com:vml" xmlns:wp14="http://schemas.microsoft.com/office/word/2010/wordprocessingDrawing" xmlns:wp="http://schemas.openxmlformats.org/drawingml/2006/wordprocessingDrawing" xmlns:w10="urn:schemas-microsoft-com:office:word" xmlns:w="http://schemas.openxmlformats.org/wordprocessingml/2006/main" xmlns:w14="http://schemas.microsoft.com/office/word/2010/wordml" xmlns:w15="http://schemas.microsoft.com/office/word/2012/wordml" xmlns:w16cex="http://schemas.microsoft.com/office/word/2018/wordml/cex" xmlns:w16cid="http://schemas.microsoft.com/office/word/2016/wordml/cid" xmlns:w16="http://schemas.microsoft.com/office/word/2018/wordml" xmlns:w16du="http://schemas.microsoft.com/office/word/2023/wordml/word16du" xmlns:w16sdtdh="http://schemas.microsoft.com/office/word/2020/wordml/sdtdatahash" xmlns:w16sdtfl="http://schemas.microsoft.com/office/word/2024/wordml/sdtformatlock" xmlns:w16se="http://schemas.microsoft.com/office/word/2015/wordml/symex" xmlns:wpg="http://schemas.microsoft.com/office/word/2010/wordprocessingGroup" xmlns:wpi="http://schemas.microsoft.com/office/word/2010/wordprocessingInk" xmlns:wne="http://schemas.microsoft.com/office/word/2006/wordml" xmlns:wps="http://schemas.microsoft.com/office/word/2010/wordprocessingShape" mc:Ignorable="w14 w15 w16se w16cid w16 w16cex w16sdtdh w16sdtfl w16du wp14">
   <w:abstractNum w:abstractNumId="0" w15:restartNumberingAfterBreak="0">
-    <w:nsid w:val="52A96B07"/>
+    <w:nsid w:val="21712A52"/>
     <w:multiLevelType w:val="hybridMultilevel"/>
-    <w:tmpl w:val="2000FC8C"/>
-    <w:lvl w:ilvl="0" w:tplc="927899C8">
+    <w:tmpl w:val="F05445E2"/>
+    <w:lvl w:ilvl="0" w:tplc="50321D36">
       <w:start w:val="1"/>
       <w:numFmt w:val="lowerRoman"/>
       <w:lvlText w:val="%1)"/>
@@ -7423,16 +8391,16 @@
     </w:lvl>
   </w:abstractNum>
   <w:abstractNum w:abstractNumId="1" w15:restartNumberingAfterBreak="0">
-    <w:nsid w:val="6F363B68"/>
+    <w:nsid w:val="52A96B07"/>
     <w:multiLevelType w:val="hybridMultilevel"/>
-    <w:tmpl w:val="0FAC9670"/>
-    <w:lvl w:ilvl="0" w:tplc="4009000F">
+    <w:tmpl w:val="2000FC8C"/>
+    <w:lvl w:ilvl="0" w:tplc="927899C8">
       <w:start w:val="1"/>
-      <w:numFmt w:val="decimal"/>
-      <w:lvlText w:val="%1."/>
+      <w:numFmt w:val="lowerRoman"/>
+      <w:lvlText w:val="%1)"/>
       <w:lvlJc w:val="left"/>
       <w:pPr>
-        <w:ind w:left="720" w:hanging="360"/>
+        <w:ind w:left="1080" w:hanging="720"/>
       </w:pPr>
       <w:rPr>
         <w:rFonts w:hint="default"/>
@@ -7512,6 +8480,95 @@
     </w:lvl>
   </w:abstractNum>
   <w:abstractNum w:abstractNumId="2" w15:restartNumberingAfterBreak="0">
+    <w:nsid w:val="6F363B68"/>
+    <w:multiLevelType w:val="hybridMultilevel"/>
+    <w:tmpl w:val="0FAC9670"/>
+    <w:lvl w:ilvl="0" w:tplc="4009000F">
+      <w:start w:val="1"/>
+      <w:numFmt w:val="decimal"/>
+      <w:lvlText w:val="%1."/>
+      <w:lvlJc w:val="left"/>
+      <w:pPr>
+        <w:ind w:left="720" w:hanging="360"/>
+      </w:pPr>
+      <w:rPr>
+        <w:rFonts w:hint="default"/>
+      </w:rPr>
+    </w:lvl>
+    <w:lvl w:ilvl="1" w:tplc="40090019" w:tentative="1">
+      <w:start w:val="1"/>
+      <w:numFmt w:val="lowerLetter"/>
+      <w:lvlText w:val="%2."/>
+      <w:lvlJc w:val="left"/>
+      <w:pPr>
+        <w:ind w:left="1440" w:hanging="360"/>
+      </w:pPr>
+    </w:lvl>
+    <w:lvl w:ilvl="2" w:tplc="4009001B" w:tentative="1">
+      <w:start w:val="1"/>
+      <w:numFmt w:val="lowerRoman"/>
+      <w:lvlText w:val="%3."/>
+      <w:lvlJc w:val="right"/>
+      <w:pPr>
+        <w:ind w:left="2160" w:hanging="180"/>
+      </w:pPr>
+    </w:lvl>
+    <w:lvl w:ilvl="3" w:tplc="4009000F" w:tentative="1">
+      <w:start w:val="1"/>
+      <w:numFmt w:val="decimal"/>
+      <w:lvlText w:val="%4."/>
+      <w:lvlJc w:val="left"/>
+      <w:pPr>
+        <w:ind w:left="2880" w:hanging="360"/>
+      </w:pPr>
+    </w:lvl>
+    <w:lvl w:ilvl="4" w:tplc="40090019" w:tentative="1">
+      <w:start w:val="1"/>
+      <w:numFmt w:val="lowerLetter"/>
+      <w:lvlText w:val="%5."/>
+      <w:lvlJc w:val="left"/>
+      <w:pPr>
+        <w:ind w:left="3600" w:hanging="360"/>
+      </w:pPr>
+    </w:lvl>
+    <w:lvl w:ilvl="5" w:tplc="4009001B" w:tentative="1">
+      <w:start w:val="1"/>
+      <w:numFmt w:val="lowerRoman"/>
+      <w:lvlText w:val="%6."/>
+      <w:lvlJc w:val="right"/>
+      <w:pPr>
+        <w:ind w:left="4320" w:hanging="180"/>
+      </w:pPr>
+    </w:lvl>
+    <w:lvl w:ilvl="6" w:tplc="4009000F" w:tentative="1">
+      <w:start w:val="1"/>
+      <w:numFmt w:val="decimal"/>
+      <w:lvlText w:val="%7."/>
+      <w:lvlJc w:val="left"/>
+      <w:pPr>
+        <w:ind w:left="5040" w:hanging="360"/>
+      </w:pPr>
+    </w:lvl>
+    <w:lvl w:ilvl="7" w:tplc="40090019" w:tentative="1">
+      <w:start w:val="1"/>
+      <w:numFmt w:val="lowerLetter"/>
+      <w:lvlText w:val="%8."/>
+      <w:lvlJc w:val="left"/>
+      <w:pPr>
+        <w:ind w:left="5760" w:hanging="360"/>
+      </w:pPr>
+    </w:lvl>
+    <w:lvl w:ilvl="8" w:tplc="4009001B" w:tentative="1">
+      <w:start w:val="1"/>
+      <w:numFmt w:val="lowerRoman"/>
+      <w:lvlText w:val="%9."/>
+      <w:lvlJc w:val="right"/>
+      <w:pPr>
+        <w:ind w:left="6480" w:hanging="180"/>
+      </w:pPr>
+    </w:lvl>
+  </w:abstractNum>
+  <w:abstractNum w:abstractNumId="3" w15:restartNumberingAfterBreak="0">
     <w:nsid w:val="7D6C6837"/>
     <w:multiLevelType w:val="multilevel"/>
     <w:tmpl w:val="80D85E8A"/>
@@ -7661,13 +8718,16 @@
     </w:lvl>
   </w:abstractNum>
   <w:num w:numId="1" w16cid:durableId="39214774">
-    <w:abstractNumId w:val="0"/>
+    <w:abstractNumId w:val="1"/>
   </w:num>
   <w:num w:numId="2" w16cid:durableId="954942628">
+    <w:abstractNumId w:val="3"/>
+  </w:num>
+  <w:num w:numId="3" w16cid:durableId="930311969">
     <w:abstractNumId w:val="2"/>
   </w:num>
-  <w:num w:numId="3" w16cid:durableId="930311969">
-    <w:abstractNumId w:val="1"/>
+  <w:num w:numId="4" w16cid:durableId="510149780">
+    <w:abstractNumId w:val="0"/>
   </w:num>
 </w:numbering>
 </file>
